--- a/User Document/Shattered Protocols User Document.docx
+++ b/User Document/Shattered Protocols User Document.docx
@@ -206,7 +206,27 @@
           <w:sz w:val="24"/>
           <w:szCs w:val="24"/>
         </w:rPr>
-        <w:t xml:space="preserve">This standalone executable is playable on Windows </w:t>
+        <w:t>This standalone executable is playable on Windows</w:t>
+      </w:r>
+      <w:r>
+        <w:rPr>
+          <w:rFonts w:ascii="Times New Roman" w:hAnsi="Times New Roman" w:cs="Times New Roman"/>
+          <w:i w:val="0"/>
+          <w:iCs w:val="0"/>
+          <w:sz w:val="24"/>
+          <w:szCs w:val="24"/>
+        </w:rPr>
+        <w:t xml:space="preserve"> x64</w:t>
+      </w:r>
+      <w:r>
+        <w:rPr>
+          <w:rFonts w:ascii="Times New Roman" w:hAnsi="Times New Roman" w:cs="Times New Roman"/>
+          <w:i w:val="0"/>
+          <w:iCs w:val="0"/>
+          <w:sz w:val="24"/>
+          <w:szCs w:val="24"/>
+        </w:rPr>
+        <w:t xml:space="preserve"> </w:t>
       </w:r>
       <w:r>
         <w:rPr>
@@ -218,6 +238,78 @@
         </w:rPr>
         <w:t>PC</w:t>
       </w:r>
+    </w:p>
+    <w:p>
+      <w:pPr>
+        <w:numPr>
+          <w:ilvl w:val="0"/>
+          <w:numId w:val="6"/>
+        </w:numPr>
+        <w:rPr>
+          <w:rFonts w:ascii="Times New Roman" w:hAnsi="Times New Roman" w:cs="Times New Roman"/>
+          <w:i w:val="0"/>
+          <w:iCs w:val="0"/>
+          <w:sz w:val="24"/>
+          <w:szCs w:val="24"/>
+        </w:rPr>
+      </w:pPr>
+      <w:r>
+        <w:rPr>
+          <w:rFonts w:ascii="Times New Roman" w:hAnsi="Times New Roman" w:cs="Times New Roman"/>
+          <w:b/>
+          <w:bCs/>
+          <w:i w:val="0"/>
+          <w:iCs w:val="0"/>
+          <w:sz w:val="24"/>
+          <w:szCs w:val="24"/>
+        </w:rPr>
+        <w:t>GitHub link:</w:t>
+      </w:r>
+      <w:r>
+        <w:rPr>
+          <w:rFonts w:ascii="Times New Roman" w:hAnsi="Times New Roman" w:cs="Times New Roman"/>
+          <w:i w:val="0"/>
+          <w:iCs w:val="0"/>
+          <w:sz w:val="24"/>
+          <w:szCs w:val="24"/>
+        </w:rPr>
+        <w:t xml:space="preserve"> </w:t>
+      </w:r>
+      <w:hyperlink r:id="rId5" w:history="1">
+        <w:r>
+          <w:rPr>
+            <w:rStyle w:val="Hyperlink"/>
+            <w:rFonts w:ascii="Times New Roman" w:hAnsi="Times New Roman" w:cs="Times New Roman"/>
+            <w:i w:val="0"/>
+            <w:iCs w:val="0"/>
+            <w:sz w:val="24"/>
+            <w:szCs w:val="24"/>
+          </w:rPr>
+          <w:t>https://gi</w:t>
+        </w:r>
+        <w:r>
+          <w:rPr>
+            <w:rStyle w:val="Hyperlink"/>
+            <w:rFonts w:ascii="Times New Roman" w:hAnsi="Times New Roman" w:cs="Times New Roman"/>
+            <w:i w:val="0"/>
+            <w:iCs w:val="0"/>
+            <w:sz w:val="24"/>
+            <w:szCs w:val="24"/>
+          </w:rPr>
+          <w:t>t</w:t>
+        </w:r>
+        <w:r>
+          <w:rPr>
+            <w:rStyle w:val="Hyperlink"/>
+            <w:rFonts w:ascii="Times New Roman" w:hAnsi="Times New Roman" w:cs="Times New Roman"/>
+            <w:i w:val="0"/>
+            <w:iCs w:val="0"/>
+            <w:sz w:val="24"/>
+            <w:szCs w:val="24"/>
+          </w:rPr>
+          <w:t>hub.com/TKayaFox/Shattered-Protocols-Text-RPG/tree/Development</w:t>
+        </w:r>
+      </w:hyperlink>
     </w:p>
     <w:p>
       <w:pPr>
@@ -970,16 +1062,6 @@
         </w:rPr>
         <w:t>. Troubleshooting</w:t>
       </w:r>
-      <w:r>
-        <w:rPr>
-          <w:rFonts w:ascii="Times New Roman" w:hAnsi="Times New Roman" w:cs="Times New Roman"/>
-          <w:i w:val="0"/>
-          <w:iCs w:val="0"/>
-          <w:sz w:val="24"/>
-          <w:szCs w:val="24"/>
-        </w:rPr>
-        <w:t xml:space="preserve"> (needs edit)</w:t>
-      </w:r>
     </w:p>
     <w:p>
       <w:pPr>
@@ -1005,17 +1087,27 @@
           <w:sz w:val="24"/>
           <w:szCs w:val="24"/>
         </w:rPr>
-        <w:t>Common Errors:</w:t>
-      </w:r>
-      <w:r>
-        <w:rPr>
-          <w:rFonts w:ascii="Times New Roman" w:hAnsi="Times New Roman" w:cs="Times New Roman"/>
-          <w:i w:val="0"/>
-          <w:iCs w:val="0"/>
-          <w:sz w:val="24"/>
-          <w:szCs w:val="24"/>
-        </w:rPr>
-        <w:t> List of potential issues users might encounter.</w:t>
+        <w:t>Common Error:</w:t>
+      </w:r>
+      <w:r>
+        <w:rPr>
+          <w:rFonts w:ascii="Times New Roman" w:hAnsi="Times New Roman" w:cs="Times New Roman"/>
+          <w:i w:val="0"/>
+          <w:iCs w:val="0"/>
+          <w:sz w:val="24"/>
+          <w:szCs w:val="24"/>
+        </w:rPr>
+        <w:t> </w:t>
+      </w:r>
+      <w:r>
+        <w:rPr>
+          <w:rFonts w:ascii="Times New Roman" w:hAnsi="Times New Roman" w:cs="Times New Roman"/>
+          <w:i w:val="0"/>
+          <w:iCs w:val="0"/>
+          <w:sz w:val="24"/>
+          <w:szCs w:val="24"/>
+        </w:rPr>
+        <w:t>Making sure your Windows Machine is x64 and not x86 (32-bit)</w:t>
       </w:r>
     </w:p>
     <w:p>
@@ -1052,7 +1144,57 @@
           <w:sz w:val="24"/>
           <w:szCs w:val="24"/>
         </w:rPr>
-        <w:t> Solutions for resolving common errors.</w:t>
+        <w:t> </w:t>
+      </w:r>
+    </w:p>
+    <w:p>
+      <w:pPr>
+        <w:numPr>
+          <w:ilvl w:val="1"/>
+          <w:numId w:val="10"/>
+        </w:numPr>
+        <w:rPr>
+          <w:rFonts w:ascii="Times New Roman" w:hAnsi="Times New Roman" w:cs="Times New Roman"/>
+          <w:i w:val="0"/>
+          <w:iCs w:val="0"/>
+          <w:sz w:val="24"/>
+          <w:szCs w:val="24"/>
+        </w:rPr>
+      </w:pPr>
+      <w:r>
+        <w:rPr>
+          <w:rFonts w:ascii="Times New Roman" w:hAnsi="Times New Roman" w:cs="Times New Roman"/>
+          <w:i w:val="0"/>
+          <w:iCs w:val="0"/>
+          <w:sz w:val="24"/>
+          <w:szCs w:val="24"/>
+        </w:rPr>
+        <w:t>Go to Settings -&gt; About</w:t>
+      </w:r>
+    </w:p>
+    <w:p>
+      <w:pPr>
+        <w:numPr>
+          <w:ilvl w:val="1"/>
+          <w:numId w:val="10"/>
+        </w:numPr>
+        <w:rPr>
+          <w:rFonts w:ascii="Times New Roman" w:hAnsi="Times New Roman" w:cs="Times New Roman"/>
+          <w:i w:val="0"/>
+          <w:iCs w:val="0"/>
+          <w:sz w:val="24"/>
+          <w:szCs w:val="24"/>
+        </w:rPr>
+      </w:pPr>
+      <w:r>
+        <w:rPr>
+          <w:rFonts w:ascii="Times New Roman" w:hAnsi="Times New Roman" w:cs="Times New Roman"/>
+          <w:i w:val="0"/>
+          <w:iCs w:val="0"/>
+          <w:sz w:val="24"/>
+          <w:szCs w:val="24"/>
+        </w:rPr>
+        <w:t>Under “System Type”, ensure it says “64-bit operating system, x64-based processor”</w:t>
       </w:r>
     </w:p>
     <w:p>
@@ -1079,17 +1221,600 @@
           <w:sz w:val="24"/>
           <w:szCs w:val="24"/>
         </w:rPr>
-        <w:t>Contact Support:</w:t>
-      </w:r>
-      <w:r>
-        <w:rPr>
-          <w:rFonts w:ascii="Times New Roman" w:hAnsi="Times New Roman" w:cs="Times New Roman"/>
-          <w:i w:val="0"/>
-          <w:iCs w:val="0"/>
-          <w:sz w:val="24"/>
-          <w:szCs w:val="24"/>
-        </w:rPr>
-        <w:t> Information on how to reach customer support if needed.</w:t>
+        <w:t>Common Error:</w:t>
+      </w:r>
+      <w:r>
+        <w:rPr>
+          <w:rFonts w:ascii="Times New Roman" w:hAnsi="Times New Roman" w:cs="Times New Roman"/>
+          <w:i w:val="0"/>
+          <w:iCs w:val="0"/>
+          <w:sz w:val="24"/>
+          <w:szCs w:val="24"/>
+        </w:rPr>
+        <w:t> </w:t>
+      </w:r>
+      <w:r>
+        <w:rPr>
+          <w:rFonts w:ascii="Times New Roman" w:hAnsi="Times New Roman" w:cs="Times New Roman"/>
+          <w:i w:val="0"/>
+          <w:iCs w:val="0"/>
+          <w:sz w:val="24"/>
+          <w:szCs w:val="24"/>
+        </w:rPr>
+        <w:t xml:space="preserve">Windows is </w:t>
+      </w:r>
+      <w:r>
+        <w:rPr>
+          <w:rFonts w:ascii="Times New Roman" w:hAnsi="Times New Roman" w:cs="Times New Roman"/>
+          <w:i w:val="0"/>
+          <w:iCs w:val="0"/>
+          <w:sz w:val="24"/>
+          <w:szCs w:val="24"/>
+        </w:rPr>
+        <w:t xml:space="preserve">not </w:t>
+      </w:r>
+      <w:r>
+        <w:rPr>
+          <w:rFonts w:ascii="Times New Roman" w:hAnsi="Times New Roman" w:cs="Times New Roman"/>
+          <w:i w:val="0"/>
+          <w:iCs w:val="0"/>
+          <w:sz w:val="24"/>
+          <w:szCs w:val="24"/>
+        </w:rPr>
+        <w:t>up to date</w:t>
+      </w:r>
+    </w:p>
+    <w:p>
+      <w:pPr>
+        <w:numPr>
+          <w:ilvl w:val="0"/>
+          <w:numId w:val="10"/>
+        </w:numPr>
+        <w:rPr>
+          <w:rFonts w:ascii="Times New Roman" w:hAnsi="Times New Roman" w:cs="Times New Roman"/>
+          <w:i w:val="0"/>
+          <w:iCs w:val="0"/>
+          <w:sz w:val="24"/>
+          <w:szCs w:val="24"/>
+        </w:rPr>
+      </w:pPr>
+      <w:r>
+        <w:rPr>
+          <w:rFonts w:ascii="Times New Roman" w:hAnsi="Times New Roman" w:cs="Times New Roman"/>
+          <w:b/>
+          <w:bCs/>
+          <w:i w:val="0"/>
+          <w:iCs w:val="0"/>
+          <w:sz w:val="24"/>
+          <w:szCs w:val="24"/>
+        </w:rPr>
+        <w:t>Troubleshooting Steps:</w:t>
+      </w:r>
+      <w:r>
+        <w:rPr>
+          <w:rFonts w:ascii="Times New Roman" w:hAnsi="Times New Roman" w:cs="Times New Roman"/>
+          <w:i w:val="0"/>
+          <w:iCs w:val="0"/>
+          <w:sz w:val="24"/>
+          <w:szCs w:val="24"/>
+        </w:rPr>
+        <w:t> </w:t>
+      </w:r>
+    </w:p>
+    <w:p>
+      <w:pPr>
+        <w:numPr>
+          <w:ilvl w:val="1"/>
+          <w:numId w:val="10"/>
+        </w:numPr>
+        <w:rPr>
+          <w:rFonts w:ascii="Times New Roman" w:hAnsi="Times New Roman" w:cs="Times New Roman"/>
+          <w:i w:val="0"/>
+          <w:iCs w:val="0"/>
+          <w:sz w:val="24"/>
+          <w:szCs w:val="24"/>
+        </w:rPr>
+      </w:pPr>
+      <w:r>
+        <w:rPr>
+          <w:rFonts w:ascii="Times New Roman" w:hAnsi="Times New Roman" w:cs="Times New Roman"/>
+          <w:i w:val="0"/>
+          <w:iCs w:val="0"/>
+          <w:sz w:val="24"/>
+          <w:szCs w:val="24"/>
+        </w:rPr>
+        <w:t xml:space="preserve">Go to </w:t>
+      </w:r>
+      <w:r>
+        <w:rPr>
+          <w:rFonts w:ascii="Times New Roman" w:hAnsi="Times New Roman" w:cs="Times New Roman"/>
+          <w:i w:val="0"/>
+          <w:iCs w:val="0"/>
+          <w:sz w:val="24"/>
+          <w:szCs w:val="24"/>
+        </w:rPr>
+        <w:t>Setting</w:t>
+      </w:r>
+      <w:r>
+        <w:rPr>
+          <w:rFonts w:ascii="Times New Roman" w:hAnsi="Times New Roman" w:cs="Times New Roman"/>
+          <w:i w:val="0"/>
+          <w:iCs w:val="0"/>
+          <w:sz w:val="24"/>
+          <w:szCs w:val="24"/>
+        </w:rPr>
+        <w:t xml:space="preserve"> -&gt; </w:t>
+      </w:r>
+      <w:r>
+        <w:rPr>
+          <w:rFonts w:ascii="Times New Roman" w:hAnsi="Times New Roman" w:cs="Times New Roman"/>
+          <w:i w:val="0"/>
+          <w:iCs w:val="0"/>
+          <w:sz w:val="24"/>
+          <w:szCs w:val="24"/>
+        </w:rPr>
+        <w:t>Windows Update</w:t>
+      </w:r>
+    </w:p>
+    <w:p>
+      <w:pPr>
+        <w:numPr>
+          <w:ilvl w:val="1"/>
+          <w:numId w:val="10"/>
+        </w:numPr>
+        <w:rPr>
+          <w:rFonts w:ascii="Times New Roman" w:hAnsi="Times New Roman" w:cs="Times New Roman"/>
+          <w:i w:val="0"/>
+          <w:iCs w:val="0"/>
+          <w:sz w:val="24"/>
+          <w:szCs w:val="24"/>
+        </w:rPr>
+      </w:pPr>
+      <w:r>
+        <w:rPr>
+          <w:rFonts w:ascii="Times New Roman" w:hAnsi="Times New Roman" w:cs="Times New Roman"/>
+          <w:i w:val="0"/>
+          <w:iCs w:val="0"/>
+          <w:sz w:val="24"/>
+          <w:szCs w:val="24"/>
+        </w:rPr>
+        <w:t>See if there are any updates available on your machine</w:t>
+      </w:r>
+    </w:p>
+    <w:p>
+      <w:pPr>
+        <w:rPr>
+          <w:rFonts w:ascii="Times New Roman" w:hAnsi="Times New Roman" w:cs="Times New Roman"/>
+          <w:i w:val="0"/>
+          <w:iCs w:val="0"/>
+          <w:sz w:val="24"/>
+          <w:szCs w:val="24"/>
+        </w:rPr>
+      </w:pPr>
+    </w:p>
+    <w:p>
+      <w:pPr>
+        <w:rPr>
+          <w:rFonts w:ascii="Times New Roman" w:hAnsi="Times New Roman" w:cs="Times New Roman"/>
+          <w:i w:val="0"/>
+          <w:iCs w:val="0"/>
+          <w:sz w:val="24"/>
+          <w:szCs w:val="24"/>
+        </w:rPr>
+      </w:pPr>
+    </w:p>
+    <w:p>
+      <w:pPr>
+        <w:rPr>
+          <w:rFonts w:ascii="Times New Roman" w:hAnsi="Times New Roman" w:cs="Times New Roman"/>
+          <w:i w:val="0"/>
+          <w:iCs w:val="0"/>
+          <w:sz w:val="24"/>
+          <w:szCs w:val="24"/>
+        </w:rPr>
+      </w:pPr>
+    </w:p>
+    <w:p>
+      <w:pPr>
+        <w:numPr>
+          <w:ilvl w:val="0"/>
+          <w:numId w:val="10"/>
+        </w:numPr>
+        <w:rPr>
+          <w:rFonts w:ascii="Times New Roman" w:hAnsi="Times New Roman" w:cs="Times New Roman"/>
+          <w:i w:val="0"/>
+          <w:iCs w:val="0"/>
+          <w:sz w:val="24"/>
+          <w:szCs w:val="24"/>
+        </w:rPr>
+      </w:pPr>
+      <w:r>
+        <w:rPr>
+          <w:rFonts w:ascii="Times New Roman" w:hAnsi="Times New Roman" w:cs="Times New Roman"/>
+          <w:b/>
+          <w:bCs/>
+          <w:i w:val="0"/>
+          <w:iCs w:val="0"/>
+          <w:sz w:val="24"/>
+          <w:szCs w:val="24"/>
+        </w:rPr>
+        <w:t>Common Error:</w:t>
+      </w:r>
+      <w:r>
+        <w:rPr>
+          <w:rFonts w:ascii="Times New Roman" w:hAnsi="Times New Roman" w:cs="Times New Roman"/>
+          <w:i w:val="0"/>
+          <w:iCs w:val="0"/>
+          <w:sz w:val="24"/>
+          <w:szCs w:val="24"/>
+        </w:rPr>
+        <w:t> </w:t>
+      </w:r>
+      <w:r>
+        <w:rPr>
+          <w:rFonts w:ascii="Times New Roman" w:hAnsi="Times New Roman" w:cs="Times New Roman"/>
+          <w:i w:val="0"/>
+          <w:iCs w:val="0"/>
+          <w:sz w:val="24"/>
+          <w:szCs w:val="24"/>
+        </w:rPr>
+        <w:t>A</w:t>
+      </w:r>
+      <w:r>
+        <w:rPr>
+          <w:rFonts w:ascii="Times New Roman" w:hAnsi="Times New Roman" w:cs="Times New Roman"/>
+          <w:i w:val="0"/>
+          <w:iCs w:val="0"/>
+          <w:sz w:val="24"/>
+          <w:szCs w:val="24"/>
+        </w:rPr>
+        <w:t>ntivirus is blocking application</w:t>
+      </w:r>
+    </w:p>
+    <w:p>
+      <w:pPr>
+        <w:numPr>
+          <w:ilvl w:val="0"/>
+          <w:numId w:val="10"/>
+        </w:numPr>
+        <w:rPr>
+          <w:rFonts w:ascii="Times New Roman" w:hAnsi="Times New Roman" w:cs="Times New Roman"/>
+          <w:i w:val="0"/>
+          <w:iCs w:val="0"/>
+          <w:sz w:val="24"/>
+          <w:szCs w:val="24"/>
+        </w:rPr>
+      </w:pPr>
+      <w:r>
+        <w:rPr>
+          <w:rFonts w:ascii="Times New Roman" w:hAnsi="Times New Roman" w:cs="Times New Roman"/>
+          <w:b/>
+          <w:bCs/>
+          <w:i w:val="0"/>
+          <w:iCs w:val="0"/>
+          <w:sz w:val="24"/>
+          <w:szCs w:val="24"/>
+        </w:rPr>
+        <w:t>Troubleshooting Steps:</w:t>
+      </w:r>
+      <w:r>
+        <w:rPr>
+          <w:rFonts w:ascii="Times New Roman" w:hAnsi="Times New Roman" w:cs="Times New Roman"/>
+          <w:i w:val="0"/>
+          <w:iCs w:val="0"/>
+          <w:sz w:val="24"/>
+          <w:szCs w:val="24"/>
+        </w:rPr>
+        <w:t> </w:t>
+      </w:r>
+    </w:p>
+    <w:p>
+      <w:pPr>
+        <w:numPr>
+          <w:ilvl w:val="1"/>
+          <w:numId w:val="10"/>
+        </w:numPr>
+        <w:rPr>
+          <w:rFonts w:ascii="Times New Roman" w:hAnsi="Times New Roman" w:cs="Times New Roman"/>
+          <w:i w:val="0"/>
+          <w:iCs w:val="0"/>
+          <w:sz w:val="24"/>
+          <w:szCs w:val="24"/>
+        </w:rPr>
+      </w:pPr>
+      <w:r>
+        <w:rPr>
+          <w:rFonts w:ascii="Times New Roman" w:hAnsi="Times New Roman" w:cs="Times New Roman"/>
+          <w:i w:val="0"/>
+          <w:iCs w:val="0"/>
+          <w:sz w:val="24"/>
+          <w:szCs w:val="24"/>
+        </w:rPr>
+        <w:t xml:space="preserve">Go to </w:t>
+      </w:r>
+      <w:r>
+        <w:rPr>
+          <w:rFonts w:ascii="Times New Roman" w:hAnsi="Times New Roman" w:cs="Times New Roman"/>
+          <w:i w:val="0"/>
+          <w:iCs w:val="0"/>
+          <w:sz w:val="24"/>
+          <w:szCs w:val="24"/>
+        </w:rPr>
+        <w:t>your antivirus settings</w:t>
+      </w:r>
+    </w:p>
+    <w:p>
+      <w:pPr>
+        <w:numPr>
+          <w:ilvl w:val="1"/>
+          <w:numId w:val="10"/>
+        </w:numPr>
+        <w:rPr>
+          <w:rFonts w:ascii="Times New Roman" w:hAnsi="Times New Roman" w:cs="Times New Roman"/>
+          <w:i w:val="0"/>
+          <w:iCs w:val="0"/>
+          <w:sz w:val="24"/>
+          <w:szCs w:val="24"/>
+        </w:rPr>
+      </w:pPr>
+      <w:r>
+        <w:rPr>
+          <w:rFonts w:ascii="Times New Roman" w:hAnsi="Times New Roman" w:cs="Times New Roman"/>
+          <w:i w:val="0"/>
+          <w:iCs w:val="0"/>
+          <w:sz w:val="24"/>
+          <w:szCs w:val="24"/>
+        </w:rPr>
+        <w:t>Check to see if it has blocked any application recently</w:t>
+      </w:r>
+    </w:p>
+    <w:p>
+      <w:pPr>
+        <w:numPr>
+          <w:ilvl w:val="1"/>
+          <w:numId w:val="10"/>
+        </w:numPr>
+        <w:rPr>
+          <w:rFonts w:ascii="Times New Roman" w:hAnsi="Times New Roman" w:cs="Times New Roman"/>
+          <w:i w:val="0"/>
+          <w:iCs w:val="0"/>
+          <w:sz w:val="24"/>
+          <w:szCs w:val="24"/>
+        </w:rPr>
+      </w:pPr>
+      <w:r>
+        <w:rPr>
+          <w:rFonts w:ascii="Times New Roman" w:hAnsi="Times New Roman" w:cs="Times New Roman"/>
+          <w:i w:val="0"/>
+          <w:iCs w:val="0"/>
+          <w:sz w:val="24"/>
+          <w:szCs w:val="24"/>
+        </w:rPr>
+        <w:t>Allow Shattered Protocols.exe as an exception</w:t>
+      </w:r>
+    </w:p>
+    <w:p>
+      <w:pPr>
+        <w:numPr>
+          <w:ilvl w:val="0"/>
+          <w:numId w:val="10"/>
+        </w:numPr>
+        <w:rPr>
+          <w:rFonts w:ascii="Times New Roman" w:hAnsi="Times New Roman" w:cs="Times New Roman"/>
+          <w:i w:val="0"/>
+          <w:iCs w:val="0"/>
+          <w:sz w:val="24"/>
+          <w:szCs w:val="24"/>
+        </w:rPr>
+      </w:pPr>
+      <w:r>
+        <w:rPr>
+          <w:rFonts w:ascii="Times New Roman" w:hAnsi="Times New Roman" w:cs="Times New Roman"/>
+          <w:b/>
+          <w:bCs/>
+          <w:i w:val="0"/>
+          <w:iCs w:val="0"/>
+          <w:sz w:val="24"/>
+          <w:szCs w:val="24"/>
+        </w:rPr>
+        <w:t>Common Error:</w:t>
+      </w:r>
+      <w:r>
+        <w:rPr>
+          <w:rFonts w:ascii="Times New Roman" w:hAnsi="Times New Roman" w:cs="Times New Roman"/>
+          <w:i w:val="0"/>
+          <w:iCs w:val="0"/>
+          <w:sz w:val="24"/>
+          <w:szCs w:val="24"/>
+        </w:rPr>
+        <w:t> </w:t>
+      </w:r>
+      <w:r>
+        <w:rPr>
+          <w:rFonts w:ascii="Times New Roman" w:hAnsi="Times New Roman" w:cs="Times New Roman"/>
+          <w:i w:val="0"/>
+          <w:iCs w:val="0"/>
+          <w:sz w:val="24"/>
+          <w:szCs w:val="24"/>
+        </w:rPr>
+        <w:t>Game may not pop on screen if files are not unzipped properly</w:t>
+      </w:r>
+    </w:p>
+    <w:p>
+      <w:pPr>
+        <w:numPr>
+          <w:ilvl w:val="0"/>
+          <w:numId w:val="10"/>
+        </w:numPr>
+        <w:rPr>
+          <w:rFonts w:ascii="Times New Roman" w:hAnsi="Times New Roman" w:cs="Times New Roman"/>
+          <w:i w:val="0"/>
+          <w:iCs w:val="0"/>
+          <w:sz w:val="24"/>
+          <w:szCs w:val="24"/>
+        </w:rPr>
+      </w:pPr>
+      <w:r>
+        <w:rPr>
+          <w:rFonts w:ascii="Times New Roman" w:hAnsi="Times New Roman" w:cs="Times New Roman"/>
+          <w:b/>
+          <w:bCs/>
+          <w:i w:val="0"/>
+          <w:iCs w:val="0"/>
+          <w:sz w:val="24"/>
+          <w:szCs w:val="24"/>
+        </w:rPr>
+        <w:t>Troubleshooting Steps:</w:t>
+      </w:r>
+    </w:p>
+    <w:p>
+      <w:pPr>
+        <w:numPr>
+          <w:ilvl w:val="1"/>
+          <w:numId w:val="10"/>
+        </w:numPr>
+        <w:rPr>
+          <w:rFonts w:ascii="Times New Roman" w:hAnsi="Times New Roman" w:cs="Times New Roman"/>
+          <w:i w:val="0"/>
+          <w:iCs w:val="0"/>
+          <w:sz w:val="24"/>
+          <w:szCs w:val="24"/>
+        </w:rPr>
+      </w:pPr>
+      <w:r>
+        <w:rPr>
+          <w:rFonts w:ascii="Times New Roman" w:hAnsi="Times New Roman" w:cs="Times New Roman"/>
+          <w:i w:val="0"/>
+          <w:iCs w:val="0"/>
+          <w:sz w:val="24"/>
+          <w:szCs w:val="24"/>
+        </w:rPr>
+        <w:t>In the Shattered Protocols GitHub, click the green “Code” button</w:t>
+      </w:r>
+    </w:p>
+    <w:p>
+      <w:pPr>
+        <w:numPr>
+          <w:ilvl w:val="1"/>
+          <w:numId w:val="10"/>
+        </w:numPr>
+        <w:rPr>
+          <w:rFonts w:ascii="Times New Roman" w:hAnsi="Times New Roman" w:cs="Times New Roman"/>
+          <w:i w:val="0"/>
+          <w:iCs w:val="0"/>
+          <w:sz w:val="24"/>
+          <w:szCs w:val="24"/>
+        </w:rPr>
+      </w:pPr>
+      <w:r>
+        <w:rPr>
+          <w:rFonts w:ascii="Times New Roman" w:hAnsi="Times New Roman" w:cs="Times New Roman"/>
+          <w:i w:val="0"/>
+          <w:iCs w:val="0"/>
+          <w:sz w:val="24"/>
+          <w:szCs w:val="24"/>
+        </w:rPr>
+        <w:t>Click “Download Zip”</w:t>
+      </w:r>
+    </w:p>
+    <w:p>
+      <w:pPr>
+        <w:numPr>
+          <w:ilvl w:val="1"/>
+          <w:numId w:val="10"/>
+        </w:numPr>
+        <w:rPr>
+          <w:rFonts w:ascii="Times New Roman" w:hAnsi="Times New Roman" w:cs="Times New Roman"/>
+          <w:i w:val="0"/>
+          <w:iCs w:val="0"/>
+          <w:sz w:val="24"/>
+          <w:szCs w:val="24"/>
+        </w:rPr>
+      </w:pPr>
+      <w:r>
+        <w:rPr>
+          <w:rFonts w:ascii="Times New Roman" w:hAnsi="Times New Roman" w:cs="Times New Roman"/>
+          <w:i w:val="0"/>
+          <w:iCs w:val="0"/>
+          <w:sz w:val="24"/>
+          <w:szCs w:val="24"/>
+        </w:rPr>
+        <w:t>In File Explorer, right click downloaded file</w:t>
+      </w:r>
+    </w:p>
+    <w:p>
+      <w:pPr>
+        <w:numPr>
+          <w:ilvl w:val="1"/>
+          <w:numId w:val="10"/>
+        </w:numPr>
+        <w:rPr>
+          <w:rFonts w:ascii="Times New Roman" w:hAnsi="Times New Roman" w:cs="Times New Roman"/>
+          <w:i w:val="0"/>
+          <w:iCs w:val="0"/>
+          <w:sz w:val="24"/>
+          <w:szCs w:val="24"/>
+        </w:rPr>
+      </w:pPr>
+      <w:r>
+        <w:rPr>
+          <w:rFonts w:ascii="Times New Roman" w:hAnsi="Times New Roman" w:cs="Times New Roman"/>
+          <w:i w:val="0"/>
+          <w:iCs w:val="0"/>
+          <w:sz w:val="24"/>
+          <w:szCs w:val="24"/>
+        </w:rPr>
+        <w:t>Click “Extract all”</w:t>
+      </w:r>
+    </w:p>
+    <w:p>
+      <w:pPr>
+        <w:numPr>
+          <w:ilvl w:val="1"/>
+          <w:numId w:val="10"/>
+        </w:numPr>
+        <w:rPr>
+          <w:rFonts w:ascii="Times New Roman" w:hAnsi="Times New Roman" w:cs="Times New Roman"/>
+          <w:i w:val="0"/>
+          <w:iCs w:val="0"/>
+          <w:sz w:val="24"/>
+          <w:szCs w:val="24"/>
+        </w:rPr>
+      </w:pPr>
+      <w:r>
+        <w:rPr>
+          <w:rFonts w:ascii="Times New Roman" w:hAnsi="Times New Roman" w:cs="Times New Roman"/>
+          <w:i w:val="0"/>
+          <w:iCs w:val="0"/>
+          <w:sz w:val="24"/>
+          <w:szCs w:val="24"/>
+        </w:rPr>
+        <w:t>Choose where to extract the file</w:t>
+      </w:r>
+    </w:p>
+    <w:p>
+      <w:pPr>
+        <w:numPr>
+          <w:ilvl w:val="1"/>
+          <w:numId w:val="10"/>
+        </w:numPr>
+        <w:rPr>
+          <w:rFonts w:ascii="Times New Roman" w:hAnsi="Times New Roman" w:cs="Times New Roman"/>
+          <w:i w:val="0"/>
+          <w:iCs w:val="0"/>
+          <w:sz w:val="24"/>
+          <w:szCs w:val="24"/>
+        </w:rPr>
+      </w:pPr>
+      <w:r>
+        <w:rPr>
+          <w:rFonts w:ascii="Times New Roman" w:hAnsi="Times New Roman" w:cs="Times New Roman"/>
+          <w:i w:val="0"/>
+          <w:iCs w:val="0"/>
+          <w:sz w:val="24"/>
+          <w:szCs w:val="24"/>
+        </w:rPr>
+        <w:t>Navigate to the Game Executable file -&gt; Windows x64 Executable and run Shattered Protocols.exe from there</w:t>
       </w:r>
     </w:p>
     <w:p>
@@ -1106,6 +1831,17 @@
     </w:p>
     <w:p>
       <w:pPr>
+        <w:rPr>
+          <w:rFonts w:ascii="Times New Roman" w:hAnsi="Times New Roman" w:cs="Times New Roman"/>
+          <w:i w:val="0"/>
+          <w:iCs w:val="0"/>
+          <w:sz w:val="24"/>
+          <w:szCs w:val="24"/>
+        </w:rPr>
+      </w:pPr>
+    </w:p>
+    <w:p>
+      <w:pPr>
         <w:ind w:left="720"/>
         <w:rPr>
           <w:rFonts w:ascii="Times New Roman" w:hAnsi="Times New Roman" w:cs="Times New Roman"/>
@@ -1218,7 +1954,39 @@
           <w:sz w:val="24"/>
           <w:szCs w:val="24"/>
         </w:rPr>
-        <w:lastRenderedPageBreak/>
+        <w:br w:type="page"/>
+      </w:r>
+    </w:p>
+    <w:p>
+      <w:pPr>
+        <w:ind w:left="720"/>
+        <w:rPr>
+          <w:rFonts w:ascii="Times New Roman" w:hAnsi="Times New Roman" w:cs="Times New Roman"/>
+          <w:i w:val="0"/>
+          <w:iCs w:val="0"/>
+          <w:sz w:val="24"/>
+          <w:szCs w:val="24"/>
+        </w:rPr>
+      </w:pPr>
+    </w:p>
+    <w:p>
+      <w:pPr>
+        <w:rPr>
+          <w:rFonts w:ascii="Times New Roman" w:hAnsi="Times New Roman" w:cs="Times New Roman"/>
+          <w:i w:val="0"/>
+          <w:iCs w:val="0"/>
+          <w:sz w:val="24"/>
+          <w:szCs w:val="24"/>
+        </w:rPr>
+      </w:pPr>
+      <w:r>
+        <w:rPr>
+          <w:rFonts w:ascii="Times New Roman" w:hAnsi="Times New Roman" w:cs="Times New Roman"/>
+          <w:i w:val="0"/>
+          <w:iCs w:val="0"/>
+          <w:sz w:val="24"/>
+          <w:szCs w:val="24"/>
+        </w:rPr>
         <w:t xml:space="preserve">V. </w:t>
       </w:r>
       <w:r>
@@ -1269,7 +2037,7 @@
                     </pic:cNvPicPr>
                   </pic:nvPicPr>
                   <pic:blipFill>
-                    <a:blip r:embed="rId5">
+                    <a:blip r:embed="rId6">
                       <a:extLst>
                         <a:ext uri="{28A0092B-C50C-407E-A947-70E740481C1C}">
                           <a14:useLocalDpi xmlns:a14="http://schemas.microsoft.com/office/drawing/2010/main" val="0"/>
@@ -2387,7 +3155,7 @@
         <w:sz w:val="20"/>
       </w:rPr>
     </w:lvl>
-    <w:lvl w:ilvl="1" w:tentative="1">
+    <w:lvl w:ilvl="1">
       <w:start w:val="1"/>
       <w:numFmt w:val="bullet"/>
       <w:lvlText w:val="o"/>
@@ -3961,6 +4729,41 @@
       <w:szCs w:val="20"/>
     </w:rPr>
   </w:style>
+  <w:style w:type="character" w:styleId="Hyperlink">
+    <w:name w:val="Hyperlink"/>
+    <w:basedOn w:val="DefaultParagraphFont"/>
+    <w:uiPriority w:val="99"/>
+    <w:unhideWhenUsed/>
+    <w:rsid w:val="007277EB"/>
+    <w:rPr>
+      <w:color w:val="467886" w:themeColor="hyperlink"/>
+      <w:u w:val="single"/>
+    </w:rPr>
+  </w:style>
+  <w:style w:type="character" w:styleId="UnresolvedMention">
+    <w:name w:val="Unresolved Mention"/>
+    <w:basedOn w:val="DefaultParagraphFont"/>
+    <w:uiPriority w:val="99"/>
+    <w:semiHidden/>
+    <w:unhideWhenUsed/>
+    <w:rsid w:val="007277EB"/>
+    <w:rPr>
+      <w:color w:val="605E5C"/>
+      <w:shd w:val="clear" w:color="auto" w:fill="E1DFDD"/>
+    </w:rPr>
+  </w:style>
+  <w:style w:type="character" w:styleId="FollowedHyperlink">
+    <w:name w:val="FollowedHyperlink"/>
+    <w:basedOn w:val="DefaultParagraphFont"/>
+    <w:uiPriority w:val="99"/>
+    <w:semiHidden/>
+    <w:unhideWhenUsed/>
+    <w:rsid w:val="007277EB"/>
+    <w:rPr>
+      <w:color w:val="96607D" w:themeColor="followedHyperlink"/>
+      <w:u w:val="single"/>
+    </w:rPr>
+  </w:style>
 </w:styles>
 </file>
 
